--- a/spanverify-module/reports/gost/PROTOKOL_ispytaniy.docx
+++ b/spanverify-module/reports/gost/PROTOKOL_ispytaniy.docx
@@ -13,7 +13,7 @@
     <w:p/>
     <w:p>
       <w:r>
-        <w:t>Версия ПО: 1.3.0. Дата формирования: 2026-10-05.</w:t>
+        <w:t>Версия ПО: 1.3.0. Дата формирования: 2026-10-06.</w:t>
       </w:r>
     </w:p>
     <w:p/>
@@ -84,7 +84,17 @@
     </w:p>
     <w:p>
       <w:r>
-        <w:t>| Метрики | нет данных | reports/METRICS.json пуст |</w:t>
+        <w:t>| A1 (синтетический корпус A, отложенный test) / demo | вердикт F1 0.9055, FPR 0.1358 | reports/METRICS.json |</w:t>
+      </w:r>
+    </w:p>
+    <w:p>
+      <w:r>
+        <w:t>| A1 (синтетический корпус A, отложенный test) / hf | вердикт F1 0.6542, FPR 0.5556 | reports/METRICS.json |</w:t>
+      </w:r>
+    </w:p>
+    <w:p>
+      <w:r>
+        <w:t>| демонстрационный корпус (data/demo_pairs.jsonl) / demo | вердикт F1 1.0, FPR 0.0 | reports/METRICS.json |</w:t>
       </w:r>
     </w:p>
     <w:p/>
@@ -109,7 +119,7 @@
     </w:p>
     <w:p>
       <w:r>
-        <w:t>| Холодный запуск до GET /health | 0.504 с | reports/functional_tests.json |</w:t>
+        <w:t>| Холодный запуск до GET /health | 0.503 с | reports/functional_tests.json |</w:t>
       </w:r>
     </w:p>
     <w:p>
